--- a/sales_analysis_march_w2.docx
+++ b/sales_analysis_march_w2.docx
@@ -248,7 +248,7 @@
               <w:rPr>
                 <w:sz w:val="20"/>
               </w:rPr>
-              <w:t>8</w:t>
+              <w:t>7</w:t>
             </w:r>
           </w:p>
         </w:tc>
@@ -265,12 +265,71 @@
         <w:t>MONTHLY TARGET PROGRESS</w:t>
       </w:r>
     </w:p>
+    <w:p/>
+    <w:p>
+      <w:r>
+        <w:rPr>
+          <w:b/>
+          <w:color w:val="2C3E50"/>
+          <w:sz w:val="28"/>
+        </w:rPr>
+        <w:t>WEEK 1 VS WEEK 2 COMPARISON</w:t>
+      </w:r>
+    </w:p>
     <w:p>
       <w:r>
         <w:rPr>
           <w:sz w:val="20"/>
         </w:rPr>
-        <w:t>After Week 2, the branch has achieved 26.0% of the monthly target (KES 60M). This puts us AHEAD of the expected 25% pace.</w:t>
+        <w:t>Week 2 Sales: KES 15,575,805  |  Week 1 Sales: KES 12,288,061  |  Growth: 26.8%</w:t>
+      </w:r>
+    </w:p>
+    <w:p/>
+    <w:p>
+      <w:pPr>
+        <w:jc w:val="center"/>
+      </w:pPr>
+      <w:r>
+        <w:drawing>
+          <wp:inline xmlns:a="http://schemas.openxmlformats.org/drawingml/2006/main" xmlns:pic="http://schemas.openxmlformats.org/drawingml/2006/picture">
+            <wp:extent cx="5943600" cy="2924311"/>
+            <wp:docPr id="1" name="Picture 1"/>
+            <wp:cNvGraphicFramePr>
+              <a:graphicFrameLocks noChangeAspect="1"/>
+            </wp:cNvGraphicFramePr>
+            <a:graphic>
+              <a:graphicData uri="http://schemas.openxmlformats.org/drawingml/2006/picture">
+                <pic:pic>
+                  <pic:nvPicPr>
+                    <pic:cNvPr id="0" name="w1_w2_comparison.png"/>
+                    <pic:cNvPicPr/>
+                  </pic:nvPicPr>
+                  <pic:blipFill>
+                    <a:blip r:embed="rId9"/>
+                    <a:stretch>
+                      <a:fillRect/>
+                    </a:stretch>
+                  </pic:blipFill>
+                  <pic:spPr>
+                    <a:xfrm>
+                      <a:off x="0" y="0"/>
+                      <a:ext cx="5943600" cy="2924311"/>
+                    </a:xfrm>
+                    <a:prstGeom prst="rect"/>
+                  </pic:spPr>
+                </pic:pic>
+              </a:graphicData>
+            </a:graphic>
+          </wp:inline>
+        </w:drawing>
+      </w:r>
+    </w:p>
+    <w:p>
+      <w:r>
+        <w:rPr>
+          <w:sz w:val="20"/>
+        </w:rPr>
+        <w:t>After Week 2, the branch has achieved 46.4% of the monthly target (KES 60M). This puts us BEHIND the expected 50% pace.</w:t>
       </w:r>
     </w:p>
     <w:tbl>
@@ -290,6 +349,213 @@
         <w:tc>
           <w:tcPr>
             <w:tcW w:type="dxa" w:w="1987"/>
+          </w:tcPr>
+          <w:p/>
+        </w:tc>
+        <w:tc>
+          <w:tcPr>
+            <w:tcW w:type="dxa" w:w="1987"/>
+          </w:tcPr>
+          <w:p/>
+        </w:tc>
+        <w:tc>
+          <w:tcPr>
+            <w:tcW w:type="dxa" w:w="1987"/>
+          </w:tcPr>
+          <w:p/>
+        </w:tc>
+        <w:tc>
+          <w:tcPr>
+            <w:tcW w:type="dxa" w:w="1987"/>
+          </w:tcPr>
+          <w:p/>
+        </w:tc>
+        <w:tc>
+          <w:tcPr>
+            <w:tcW w:type="dxa" w:w="1987"/>
+          </w:tcPr>
+          <w:p/>
+        </w:tc>
+      </w:tr>
+      <w:tr>
+        <w:tc>
+          <w:tcPr>
+            <w:tcW w:type="dxa" w:w="1987"/>
+          </w:tcPr>
+          <w:p/>
+        </w:tc>
+        <w:tc>
+          <w:tcPr>
+            <w:tcW w:type="dxa" w:w="1987"/>
+          </w:tcPr>
+          <w:p/>
+        </w:tc>
+        <w:tc>
+          <w:tcPr>
+            <w:tcW w:type="dxa" w:w="1987"/>
+          </w:tcPr>
+          <w:p/>
+        </w:tc>
+        <w:tc>
+          <w:tcPr>
+            <w:tcW w:type="dxa" w:w="1987"/>
+          </w:tcPr>
+          <w:p/>
+        </w:tc>
+        <w:tc>
+          <w:tcPr>
+            <w:tcW w:type="dxa" w:w="1987"/>
+          </w:tcPr>
+          <w:p/>
+        </w:tc>
+      </w:tr>
+      <w:tr>
+        <w:tc>
+          <w:tcPr>
+            <w:tcW w:type="dxa" w:w="1987"/>
+          </w:tcPr>
+          <w:p/>
+        </w:tc>
+        <w:tc>
+          <w:tcPr>
+            <w:tcW w:type="dxa" w:w="1987"/>
+          </w:tcPr>
+          <w:p/>
+        </w:tc>
+        <w:tc>
+          <w:tcPr>
+            <w:tcW w:type="dxa" w:w="1987"/>
+          </w:tcPr>
+          <w:p/>
+        </w:tc>
+        <w:tc>
+          <w:tcPr>
+            <w:tcW w:type="dxa" w:w="1987"/>
+          </w:tcPr>
+          <w:p/>
+        </w:tc>
+        <w:tc>
+          <w:tcPr>
+            <w:tcW w:type="dxa" w:w="1987"/>
+          </w:tcPr>
+          <w:p/>
+        </w:tc>
+      </w:tr>
+      <w:tr>
+        <w:tc>
+          <w:tcPr>
+            <w:tcW w:type="dxa" w:w="1987"/>
+          </w:tcPr>
+          <w:p/>
+        </w:tc>
+        <w:tc>
+          <w:tcPr>
+            <w:tcW w:type="dxa" w:w="1987"/>
+          </w:tcPr>
+          <w:p/>
+        </w:tc>
+        <w:tc>
+          <w:tcPr>
+            <w:tcW w:type="dxa" w:w="1987"/>
+          </w:tcPr>
+          <w:p/>
+        </w:tc>
+        <w:tc>
+          <w:tcPr>
+            <w:tcW w:type="dxa" w:w="1987"/>
+          </w:tcPr>
+          <w:p/>
+        </w:tc>
+        <w:tc>
+          <w:tcPr>
+            <w:tcW w:type="dxa" w:w="1987"/>
+          </w:tcPr>
+          <w:p/>
+        </w:tc>
+      </w:tr>
+      <w:tr>
+        <w:tc>
+          <w:tcPr>
+            <w:tcW w:type="dxa" w:w="1987"/>
+          </w:tcPr>
+          <w:p/>
+        </w:tc>
+        <w:tc>
+          <w:tcPr>
+            <w:tcW w:type="dxa" w:w="1987"/>
+          </w:tcPr>
+          <w:p/>
+        </w:tc>
+        <w:tc>
+          <w:tcPr>
+            <w:tcW w:type="dxa" w:w="1987"/>
+          </w:tcPr>
+          <w:p/>
+        </w:tc>
+        <w:tc>
+          <w:tcPr>
+            <w:tcW w:type="dxa" w:w="1987"/>
+          </w:tcPr>
+          <w:p/>
+        </w:tc>
+        <w:tc>
+          <w:tcPr>
+            <w:tcW w:type="dxa" w:w="1987"/>
+          </w:tcPr>
+          <w:p/>
+        </w:tc>
+      </w:tr>
+      <w:tr>
+        <w:tc>
+          <w:tcPr>
+            <w:tcW w:type="dxa" w:w="1987"/>
+          </w:tcPr>
+          <w:p/>
+        </w:tc>
+        <w:tc>
+          <w:tcPr>
+            <w:tcW w:type="dxa" w:w="1987"/>
+          </w:tcPr>
+          <w:p/>
+        </w:tc>
+        <w:tc>
+          <w:tcPr>
+            <w:tcW w:type="dxa" w:w="1987"/>
+          </w:tcPr>
+          <w:p/>
+        </w:tc>
+        <w:tc>
+          <w:tcPr>
+            <w:tcW w:type="dxa" w:w="1987"/>
+          </w:tcPr>
+          <w:p/>
+        </w:tc>
+        <w:tc>
+          <w:tcPr>
+            <w:tcW w:type="dxa" w:w="1987"/>
+          </w:tcPr>
+          <w:p/>
+        </w:tc>
+      </w:tr>
+    </w:tbl>
+    <w:tbl>
+      <w:tblPr>
+        <w:tblStyle w:val="TableGrid"/>
+        <w:tblW w:type="auto" w:w="0"/>
+        <w:tblLook w:firstColumn="1" w:firstRow="1" w:lastColumn="0" w:lastRow="0" w:noHBand="0" w:noVBand="1" w:val="04A0"/>
+      </w:tblPr>
+      <w:tblGrid>
+        <w:gridCol w:w="1656"/>
+        <w:gridCol w:w="1656"/>
+        <w:gridCol w:w="1656"/>
+        <w:gridCol w:w="1656"/>
+        <w:gridCol w:w="1656"/>
+        <w:gridCol w:w="1656"/>
+      </w:tblGrid>
+      <w:tr>
+        <w:tc>
+          <w:tcPr>
+            <w:tcW w:type="dxa" w:w="1656"/>
             <w:shd w:fill="2C3E50"/>
           </w:tcPr>
           <w:p>
@@ -305,7 +571,7 @@
         </w:tc>
         <w:tc>
           <w:tcPr>
-            <w:tcW w:type="dxa" w:w="1987"/>
+            <w:tcW w:type="dxa" w:w="1656"/>
             <w:shd w:fill="2C3E50"/>
           </w:tcPr>
           <w:p>
@@ -321,7 +587,7 @@
         </w:tc>
         <w:tc>
           <w:tcPr>
-            <w:tcW w:type="dxa" w:w="1987"/>
+            <w:tcW w:type="dxa" w:w="1656"/>
             <w:shd w:fill="2C3E50"/>
           </w:tcPr>
           <w:p>
@@ -331,13 +597,13 @@
                 <w:color w:val="FFFFFF"/>
                 <w:sz w:val="18"/>
               </w:rPr>
-              <w:t>Week 2 Actual</w:t>
-            </w:r>
-          </w:p>
-        </w:tc>
-        <w:tc>
-          <w:tcPr>
-            <w:tcW w:type="dxa" w:w="1987"/>
+              <w:t>Cumulative Actual</w:t>
+            </w:r>
+          </w:p>
+        </w:tc>
+        <w:tc>
+          <w:tcPr>
+            <w:tcW w:type="dxa" w:w="1656"/>
             <w:shd w:fill="2C3E50"/>
           </w:tcPr>
           <w:p>
@@ -353,7 +619,7 @@
         </w:tc>
         <w:tc>
           <w:tcPr>
-            <w:tcW w:type="dxa" w:w="1987"/>
+            <w:tcW w:type="dxa" w:w="1656"/>
             <w:shd w:fill="2C3E50"/>
           </w:tcPr>
           <w:p>
@@ -363,6 +629,22 @@
                 <w:color w:val="FFFFFF"/>
                 <w:sz w:val="18"/>
               </w:rPr>
+              <w:t>Expected %</w:t>
+            </w:r>
+          </w:p>
+        </w:tc>
+        <w:tc>
+          <w:tcPr>
+            <w:tcW w:type="dxa" w:w="1656"/>
+            <w:shd w:fill="2C3E50"/>
+          </w:tcPr>
+          <w:p>
+            <w:r>
+              <w:rPr>
+                <w:b/>
+                <w:color w:val="FFFFFF"/>
+                <w:sz w:val="18"/>
+              </w:rPr>
               <w:t>Pace</w:t>
             </w:r>
           </w:p>
@@ -371,7 +653,7 @@
       <w:tr>
         <w:tc>
           <w:tcPr>
-            <w:tcW w:type="dxa" w:w="1987"/>
+            <w:tcW w:type="dxa" w:w="1656"/>
           </w:tcPr>
           <w:p>
             <w:r>
@@ -384,7 +666,7 @@
         </w:tc>
         <w:tc>
           <w:tcPr>
-            <w:tcW w:type="dxa" w:w="1987"/>
+            <w:tcW w:type="dxa" w:w="1656"/>
           </w:tcPr>
           <w:p>
             <w:r>
@@ -397,40 +679,53 @@
         </w:tc>
         <w:tc>
           <w:tcPr>
-            <w:tcW w:type="dxa" w:w="1987"/>
-          </w:tcPr>
-          <w:p>
-            <w:r>
-              <w:rPr>
-                <w:sz w:val="18"/>
-              </w:rPr>
-              <w:t>KES 13,630,490</w:t>
-            </w:r>
-          </w:p>
-        </w:tc>
-        <w:tc>
-          <w:tcPr>
-            <w:tcW w:type="dxa" w:w="1987"/>
-          </w:tcPr>
-          <w:p>
-            <w:r>
-              <w:rPr>
-                <w:sz w:val="18"/>
-              </w:rPr>
-              <w:t>28.1%</w:t>
-            </w:r>
-          </w:p>
-        </w:tc>
-        <w:tc>
-          <w:tcPr>
-            <w:tcW w:type="dxa" w:w="1987"/>
-          </w:tcPr>
-          <w:p>
-            <w:r>
-              <w:rPr>
-                <w:sz w:val="18"/>
-              </w:rPr>
-              <w:t>Ahead</w:t>
+            <w:tcW w:type="dxa" w:w="1656"/>
+          </w:tcPr>
+          <w:p>
+            <w:r>
+              <w:rPr>
+                <w:sz w:val="18"/>
+              </w:rPr>
+              <w:t>KES 24,078,098</w:t>
+            </w:r>
+          </w:p>
+        </w:tc>
+        <w:tc>
+          <w:tcPr>
+            <w:tcW w:type="dxa" w:w="1656"/>
+          </w:tcPr>
+          <w:p>
+            <w:r>
+              <w:rPr>
+                <w:sz w:val="18"/>
+              </w:rPr>
+              <w:t>49.6%</w:t>
+            </w:r>
+          </w:p>
+        </w:tc>
+        <w:tc>
+          <w:tcPr>
+            <w:tcW w:type="dxa" w:w="1656"/>
+          </w:tcPr>
+          <w:p>
+            <w:r>
+              <w:rPr>
+                <w:sz w:val="18"/>
+              </w:rPr>
+              <w:t>50.0%</w:t>
+            </w:r>
+          </w:p>
+        </w:tc>
+        <w:tc>
+          <w:tcPr>
+            <w:tcW w:type="dxa" w:w="1656"/>
+          </w:tcPr>
+          <w:p>
+            <w:r>
+              <w:rPr>
+                <w:sz w:val="18"/>
+              </w:rPr>
+              <w:t>Behind</w:t>
             </w:r>
           </w:p>
         </w:tc>
@@ -438,7 +733,7 @@
       <w:tr>
         <w:tc>
           <w:tcPr>
-            <w:tcW w:type="dxa" w:w="1987"/>
+            <w:tcW w:type="dxa" w:w="1656"/>
           </w:tcPr>
           <w:p>
             <w:r>
@@ -451,7 +746,7 @@
         </w:tc>
         <w:tc>
           <w:tcPr>
-            <w:tcW w:type="dxa" w:w="1987"/>
+            <w:tcW w:type="dxa" w:w="1656"/>
           </w:tcPr>
           <w:p>
             <w:r>
@@ -464,33 +759,46 @@
         </w:tc>
         <w:tc>
           <w:tcPr>
-            <w:tcW w:type="dxa" w:w="1987"/>
-          </w:tcPr>
-          <w:p>
-            <w:r>
-              <w:rPr>
-                <w:sz w:val="18"/>
-              </w:rPr>
-              <w:t>KES 1,339,340</w:t>
-            </w:r>
-          </w:p>
-        </w:tc>
-        <w:tc>
-          <w:tcPr>
-            <w:tcW w:type="dxa" w:w="1987"/>
-          </w:tcPr>
-          <w:p>
-            <w:r>
-              <w:rPr>
-                <w:sz w:val="18"/>
-              </w:rPr>
-              <w:t>19.1%</w:t>
-            </w:r>
-          </w:p>
-        </w:tc>
-        <w:tc>
-          <w:tcPr>
-            <w:tcW w:type="dxa" w:w="1987"/>
+            <w:tcW w:type="dxa" w:w="1656"/>
+          </w:tcPr>
+          <w:p>
+            <w:r>
+              <w:rPr>
+                <w:sz w:val="18"/>
+              </w:rPr>
+              <w:t>KES 2,209,155</w:t>
+            </w:r>
+          </w:p>
+        </w:tc>
+        <w:tc>
+          <w:tcPr>
+            <w:tcW w:type="dxa" w:w="1656"/>
+          </w:tcPr>
+          <w:p>
+            <w:r>
+              <w:rPr>
+                <w:sz w:val="18"/>
+              </w:rPr>
+              <w:t>31.6%</w:t>
+            </w:r>
+          </w:p>
+        </w:tc>
+        <w:tc>
+          <w:tcPr>
+            <w:tcW w:type="dxa" w:w="1656"/>
+          </w:tcPr>
+          <w:p>
+            <w:r>
+              <w:rPr>
+                <w:sz w:val="18"/>
+              </w:rPr>
+              <w:t>50.0%</w:t>
+            </w:r>
+          </w:p>
+        </w:tc>
+        <w:tc>
+          <w:tcPr>
+            <w:tcW w:type="dxa" w:w="1656"/>
           </w:tcPr>
           <w:p>
             <w:r>
@@ -505,7 +813,7 @@
       <w:tr>
         <w:tc>
           <w:tcPr>
-            <w:tcW w:type="dxa" w:w="1987"/>
+            <w:tcW w:type="dxa" w:w="1656"/>
           </w:tcPr>
           <w:p>
             <w:r>
@@ -518,7 +826,7 @@
         </w:tc>
         <w:tc>
           <w:tcPr>
-            <w:tcW w:type="dxa" w:w="1987"/>
+            <w:tcW w:type="dxa" w:w="1656"/>
           </w:tcPr>
           <w:p>
             <w:r>
@@ -531,33 +839,46 @@
         </w:tc>
         <w:tc>
           <w:tcPr>
-            <w:tcW w:type="dxa" w:w="1987"/>
-          </w:tcPr>
-          <w:p>
-            <w:r>
-              <w:rPr>
-                <w:sz w:val="18"/>
-              </w:rPr>
-              <w:t>KES 442,175</w:t>
-            </w:r>
-          </w:p>
-        </w:tc>
-        <w:tc>
-          <w:tcPr>
-            <w:tcW w:type="dxa" w:w="1987"/>
-          </w:tcPr>
-          <w:p>
-            <w:r>
-              <w:rPr>
-                <w:sz w:val="18"/>
-              </w:rPr>
-              <w:t>14.7%</w:t>
-            </w:r>
-          </w:p>
-        </w:tc>
-        <w:tc>
-          <w:tcPr>
-            <w:tcW w:type="dxa" w:w="1987"/>
+            <w:tcW w:type="dxa" w:w="1656"/>
+          </w:tcPr>
+          <w:p>
+            <w:r>
+              <w:rPr>
+                <w:sz w:val="18"/>
+              </w:rPr>
+              <w:t>KES 1,069,723</w:t>
+            </w:r>
+          </w:p>
+        </w:tc>
+        <w:tc>
+          <w:tcPr>
+            <w:tcW w:type="dxa" w:w="1656"/>
+          </w:tcPr>
+          <w:p>
+            <w:r>
+              <w:rPr>
+                <w:sz w:val="18"/>
+              </w:rPr>
+              <w:t>35.7%</w:t>
+            </w:r>
+          </w:p>
+        </w:tc>
+        <w:tc>
+          <w:tcPr>
+            <w:tcW w:type="dxa" w:w="1656"/>
+          </w:tcPr>
+          <w:p>
+            <w:r>
+              <w:rPr>
+                <w:sz w:val="18"/>
+              </w:rPr>
+              <w:t>50.0%</w:t>
+            </w:r>
+          </w:p>
+        </w:tc>
+        <w:tc>
+          <w:tcPr>
+            <w:tcW w:type="dxa" w:w="1656"/>
           </w:tcPr>
           <w:p>
             <w:r>
@@ -572,7 +893,7 @@
       <w:tr>
         <w:tc>
           <w:tcPr>
-            <w:tcW w:type="dxa" w:w="1987"/>
+            <w:tcW w:type="dxa" w:w="1656"/>
           </w:tcPr>
           <w:p>
             <w:r>
@@ -585,7 +906,7 @@
         </w:tc>
         <w:tc>
           <w:tcPr>
-            <w:tcW w:type="dxa" w:w="1987"/>
+            <w:tcW w:type="dxa" w:w="1656"/>
           </w:tcPr>
           <w:p>
             <w:r>
@@ -598,33 +919,46 @@
         </w:tc>
         <w:tc>
           <w:tcPr>
-            <w:tcW w:type="dxa" w:w="1987"/>
-          </w:tcPr>
-          <w:p>
-            <w:r>
-              <w:rPr>
-                <w:sz w:val="18"/>
-              </w:rPr>
-              <w:t>KES 163,800</w:t>
-            </w:r>
-          </w:p>
-        </w:tc>
-        <w:tc>
-          <w:tcPr>
-            <w:tcW w:type="dxa" w:w="1987"/>
-          </w:tcPr>
-          <w:p>
-            <w:r>
-              <w:rPr>
-                <w:sz w:val="18"/>
-              </w:rPr>
-              <w:t>10.9%</w:t>
-            </w:r>
-          </w:p>
-        </w:tc>
-        <w:tc>
-          <w:tcPr>
-            <w:tcW w:type="dxa" w:w="1987"/>
+            <w:tcW w:type="dxa" w:w="1656"/>
+          </w:tcPr>
+          <w:p>
+            <w:r>
+              <w:rPr>
+                <w:sz w:val="18"/>
+              </w:rPr>
+              <w:t>KES 506,890</w:t>
+            </w:r>
+          </w:p>
+        </w:tc>
+        <w:tc>
+          <w:tcPr>
+            <w:tcW w:type="dxa" w:w="1656"/>
+          </w:tcPr>
+          <w:p>
+            <w:r>
+              <w:rPr>
+                <w:sz w:val="18"/>
+              </w:rPr>
+              <w:t>33.8%</w:t>
+            </w:r>
+          </w:p>
+        </w:tc>
+        <w:tc>
+          <w:tcPr>
+            <w:tcW w:type="dxa" w:w="1656"/>
+          </w:tcPr>
+          <w:p>
+            <w:r>
+              <w:rPr>
+                <w:sz w:val="18"/>
+              </w:rPr>
+              <w:t>50.0%</w:t>
+            </w:r>
+          </w:p>
+        </w:tc>
+        <w:tc>
+          <w:tcPr>
+            <w:tcW w:type="dxa" w:w="1656"/>
           </w:tcPr>
           <w:p>
             <w:r>
@@ -639,7 +973,7 @@
       <w:tr>
         <w:tc>
           <w:tcPr>
-            <w:tcW w:type="dxa" w:w="1987"/>
+            <w:tcW w:type="dxa" w:w="1656"/>
             <w:shd w:fill="34495E"/>
           </w:tcPr>
           <w:p>
@@ -655,7 +989,7 @@
         </w:tc>
         <w:tc>
           <w:tcPr>
-            <w:tcW w:type="dxa" w:w="1987"/>
+            <w:tcW w:type="dxa" w:w="1656"/>
             <w:shd w:fill="34495E"/>
           </w:tcPr>
           <w:p>
@@ -671,7 +1005,7 @@
         </w:tc>
         <w:tc>
           <w:tcPr>
-            <w:tcW w:type="dxa" w:w="1987"/>
+            <w:tcW w:type="dxa" w:w="1656"/>
             <w:shd w:fill="34495E"/>
           </w:tcPr>
           <w:p>
@@ -681,13 +1015,13 @@
                 <w:color w:val="FFFFFF"/>
                 <w:sz w:val="18"/>
               </w:rPr>
-              <w:t>KES 15,575,805</w:t>
-            </w:r>
-          </w:p>
-        </w:tc>
-        <w:tc>
-          <w:tcPr>
-            <w:tcW w:type="dxa" w:w="1987"/>
+              <w:t>KES 27,863,866</w:t>
+            </w:r>
+          </w:p>
+        </w:tc>
+        <w:tc>
+          <w:tcPr>
+            <w:tcW w:type="dxa" w:w="1656"/>
             <w:shd w:fill="34495E"/>
           </w:tcPr>
           <w:p>
@@ -697,13 +1031,13 @@
                 <w:color w:val="FFFFFF"/>
                 <w:sz w:val="18"/>
               </w:rPr>
-              <w:t>26.0%</w:t>
-            </w:r>
-          </w:p>
-        </w:tc>
-        <w:tc>
-          <w:tcPr>
-            <w:tcW w:type="dxa" w:w="1987"/>
+              <w:t>46.4%</w:t>
+            </w:r>
+          </w:p>
+        </w:tc>
+        <w:tc>
+          <w:tcPr>
+            <w:tcW w:type="dxa" w:w="1656"/>
             <w:shd w:fill="34495E"/>
           </w:tcPr>
           <w:p>
@@ -713,7 +1047,23 @@
                 <w:color w:val="FFFFFF"/>
                 <w:sz w:val="18"/>
               </w:rPr>
-              <w:t>Ahead</w:t>
+              <w:t>50.0%</w:t>
+            </w:r>
+          </w:p>
+        </w:tc>
+        <w:tc>
+          <w:tcPr>
+            <w:tcW w:type="dxa" w:w="1656"/>
+            <w:shd w:fill="34495E"/>
+          </w:tcPr>
+          <w:p>
+            <w:r>
+              <w:rPr>
+                <w:b/>
+                <w:color w:val="FFFFFF"/>
+                <w:sz w:val="18"/>
+              </w:rPr>
+              <w:t>Behind</w:t>
             </w:r>
           </w:p>
         </w:tc>
@@ -965,7 +1315,7 @@
               <w:rPr>
                 <w:sz w:val="18"/>
               </w:rPr>
-              <w:t>4,467,800</w:t>
+              <w:t>4,485,710</w:t>
             </w:r>
           </w:p>
         </w:tc>
@@ -979,7 +1329,7 @@
               <w:rPr>
                 <w:sz w:val="18"/>
               </w:rPr>
-              <w:t>332,273</w:t>
+              <w:t>334,850</w:t>
             </w:r>
           </w:p>
         </w:tc>
@@ -993,7 +1343,7 @@
               <w:rPr>
                 <w:sz w:val="18"/>
               </w:rPr>
-              <w:t>7.4%</w:t>
+              <w:t>7.5%</w:t>
             </w:r>
           </w:p>
         </w:tc>
@@ -1007,7 +1357,7 @@
               <w:rPr>
                 <w:sz w:val="18"/>
               </w:rPr>
-              <w:t>28.7%</w:t>
+              <w:t>28.8%</w:t>
             </w:r>
           </w:p>
         </w:tc>
@@ -1420,92 +1770,6 @@
                 <w:sz w:val="18"/>
               </w:rPr>
               <w:t>1.5%</w:t>
-            </w:r>
-          </w:p>
-        </w:tc>
-      </w:tr>
-      <w:tr>
-        <w:tc>
-          <w:tcPr>
-            <w:tcW w:type="dxa" w:w="1656"/>
-            <w:shd w:fill="ECF0F1"/>
-          </w:tcPr>
-          <w:p>
-            <w:r>
-              <w:rPr>
-                <w:sz w:val="18"/>
-              </w:rPr>
-              <w:t>8</w:t>
-            </w:r>
-          </w:p>
-        </w:tc>
-        <w:tc>
-          <w:tcPr>
-            <w:tcW w:type="dxa" w:w="1656"/>
-            <w:shd w:fill="ECF0F1"/>
-          </w:tcPr>
-          <w:p>
-            <w:r>
-              <w:rPr>
-                <w:sz w:val="18"/>
-              </w:rPr>
-              <w:t>WALK IN-BOMAS</w:t>
-            </w:r>
-          </w:p>
-        </w:tc>
-        <w:tc>
-          <w:tcPr>
-            <w:tcW w:type="dxa" w:w="1656"/>
-            <w:shd w:fill="ECF0F1"/>
-          </w:tcPr>
-          <w:p>
-            <w:r>
-              <w:rPr>
-                <w:sz w:val="18"/>
-              </w:rPr>
-              <w:t>17,910</w:t>
-            </w:r>
-          </w:p>
-        </w:tc>
-        <w:tc>
-          <w:tcPr>
-            <w:tcW w:type="dxa" w:w="1656"/>
-            <w:shd w:fill="ECF0F1"/>
-          </w:tcPr>
-          <w:p>
-            <w:r>
-              <w:rPr>
-                <w:sz w:val="18"/>
-              </w:rPr>
-              <w:t>2,577</w:t>
-            </w:r>
-          </w:p>
-        </w:tc>
-        <w:tc>
-          <w:tcPr>
-            <w:tcW w:type="dxa" w:w="1656"/>
-            <w:shd w:fill="ECF0F1"/>
-          </w:tcPr>
-          <w:p>
-            <w:r>
-              <w:rPr>
-                <w:sz w:val="18"/>
-              </w:rPr>
-              <w:t>14.4%</w:t>
-            </w:r>
-          </w:p>
-        </w:tc>
-        <w:tc>
-          <w:tcPr>
-            <w:tcW w:type="dxa" w:w="1656"/>
-            <w:shd w:fill="ECF0F1"/>
-          </w:tcPr>
-          <w:p>
-            <w:r>
-              <w:rPr>
-                <w:sz w:val="18"/>
-              </w:rPr>
-              <w:t>0.1%</w:t>
             </w:r>
           </w:p>
         </w:tc>
@@ -1520,7 +1784,7 @@
         <w:drawing>
           <wp:inline xmlns:a="http://schemas.openxmlformats.org/drawingml/2006/main" xmlns:pic="http://schemas.openxmlformats.org/drawingml/2006/picture">
             <wp:extent cx="5486400" cy="2699364"/>
-            <wp:docPr id="1" name="Picture 1"/>
+            <wp:docPr id="2" name="Picture 2"/>
             <wp:cNvGraphicFramePr>
               <a:graphicFrameLocks noChangeAspect="1"/>
             </wp:cNvGraphicFramePr>
@@ -1532,7 +1796,7 @@
                     <pic:cNvPicPr/>
                   </pic:nvPicPr>
                   <pic:blipFill>
-                    <a:blip r:embed="rId9"/>
+                    <a:blip r:embed="rId10"/>
                     <a:stretch>
                       <a:fillRect/>
                     </a:stretch>
@@ -1560,7 +1824,7 @@
         <w:drawing>
           <wp:inline xmlns:a="http://schemas.openxmlformats.org/drawingml/2006/main" xmlns:pic="http://schemas.openxmlformats.org/drawingml/2006/picture">
             <wp:extent cx="5486400" cy="2168611"/>
-            <wp:docPr id="2" name="Picture 2"/>
+            <wp:docPr id="3" name="Picture 3"/>
             <wp:cNvGraphicFramePr>
               <a:graphicFrameLocks noChangeAspect="1"/>
             </wp:cNvGraphicFramePr>
@@ -1572,7 +1836,7 @@
                     <pic:cNvPicPr/>
                   </pic:nvPicPr>
                   <pic:blipFill>
-                    <a:blip r:embed="rId10"/>
+                    <a:blip r:embed="rId11"/>
                     <a:stretch>
                       <a:fillRect/>
                     </a:stretch>
@@ -1600,7 +1864,7 @@
         <w:drawing>
           <wp:inline xmlns:a="http://schemas.openxmlformats.org/drawingml/2006/main" xmlns:pic="http://schemas.openxmlformats.org/drawingml/2006/picture">
             <wp:extent cx="5486400" cy="2699364"/>
-            <wp:docPr id="3" name="Picture 3"/>
+            <wp:docPr id="4" name="Picture 4"/>
             <wp:cNvGraphicFramePr>
               <a:graphicFrameLocks noChangeAspect="1"/>
             </wp:cNvGraphicFramePr>
@@ -1612,7 +1876,7 @@
                     <pic:cNvPicPr/>
                   </pic:nvPicPr>
                   <pic:blipFill>
-                    <a:blip r:embed="rId11"/>
+                    <a:blip r:embed="rId12"/>
                     <a:stretch>
                       <a:fillRect/>
                     </a:stretch>
@@ -1640,7 +1904,7 @@
         <w:drawing>
           <wp:inline xmlns:a="http://schemas.openxmlformats.org/drawingml/2006/main" xmlns:pic="http://schemas.openxmlformats.org/drawingml/2006/picture">
             <wp:extent cx="5486400" cy="3643119"/>
-            <wp:docPr id="4" name="Picture 4"/>
+            <wp:docPr id="5" name="Picture 5"/>
             <wp:cNvGraphicFramePr>
               <a:graphicFrameLocks noChangeAspect="1"/>
             </wp:cNvGraphicFramePr>
@@ -1652,7 +1916,7 @@
                     <pic:cNvPicPr/>
                   </pic:nvPicPr>
                   <pic:blipFill>
-                    <a:blip r:embed="rId12"/>
+                    <a:blip r:embed="rId13"/>
                     <a:stretch>
                       <a:fillRect/>
                     </a:stretch>
@@ -1680,7 +1944,7 @@
         <w:drawing>
           <wp:inline xmlns:a="http://schemas.openxmlformats.org/drawingml/2006/main" xmlns:pic="http://schemas.openxmlformats.org/drawingml/2006/picture">
             <wp:extent cx="5486400" cy="4265699"/>
-            <wp:docPr id="5" name="Picture 5"/>
+            <wp:docPr id="6" name="Picture 6"/>
             <wp:cNvGraphicFramePr>
               <a:graphicFrameLocks noChangeAspect="1"/>
             </wp:cNvGraphicFramePr>
@@ -1692,7 +1956,7 @@
                     <pic:cNvPicPr/>
                   </pic:nvPicPr>
                   <pic:blipFill>
-                    <a:blip r:embed="rId13"/>
+                    <a:blip r:embed="rId14"/>
                     <a:stretch>
                       <a:fillRect/>
                     </a:stretch>
@@ -1939,20 +2203,20 @@
               <w:rPr>
                 <w:sz w:val="18"/>
               </w:rPr>
-              <w:t>KES 4,340,790</w:t>
-            </w:r>
-          </w:p>
-        </w:tc>
-        <w:tc>
-          <w:tcPr>
-            <w:tcW w:type="dxa" w:w="1987"/>
-          </w:tcPr>
-          <w:p>
-            <w:r>
-              <w:rPr>
-                <w:sz w:val="18"/>
-              </w:rPr>
-              <w:t>KES 306,511</w:t>
+              <w:t>KES 4,354,600</w:t>
+            </w:r>
+          </w:p>
+        </w:tc>
+        <w:tc>
+          <w:tcPr>
+            <w:tcW w:type="dxa" w:w="1987"/>
+          </w:tcPr>
+          <w:p>
+            <w:r>
+              <w:rPr>
+                <w:sz w:val="18"/>
+              </w:rPr>
+              <w:t>KES 308,108</w:t>
             </w:r>
           </w:p>
         </w:tc>
@@ -1978,7 +2242,7 @@
               <w:rPr>
                 <w:sz w:val="18"/>
               </w:rPr>
-              <w:t>31.8%</w:t>
+              <w:t>31.9%</w:t>
             </w:r>
           </w:p>
         </w:tc>
@@ -2314,73 +2578,6 @@
                 <w:sz w:val="18"/>
               </w:rPr>
               <w:t>0.5%</w:t>
-            </w:r>
-          </w:p>
-        </w:tc>
-      </w:tr>
-      <w:tr>
-        <w:tc>
-          <w:tcPr>
-            <w:tcW w:type="dxa" w:w="1987"/>
-          </w:tcPr>
-          <w:p>
-            <w:r>
-              <w:rPr>
-                <w:sz w:val="18"/>
-              </w:rPr>
-              <w:t>WALK IN-BOMAS</w:t>
-            </w:r>
-          </w:p>
-        </w:tc>
-        <w:tc>
-          <w:tcPr>
-            <w:tcW w:type="dxa" w:w="1987"/>
-          </w:tcPr>
-          <w:p>
-            <w:r>
-              <w:rPr>
-                <w:sz w:val="18"/>
-              </w:rPr>
-              <w:t>KES 13,810</w:t>
-            </w:r>
-          </w:p>
-        </w:tc>
-        <w:tc>
-          <w:tcPr>
-            <w:tcW w:type="dxa" w:w="1987"/>
-          </w:tcPr>
-          <w:p>
-            <w:r>
-              <w:rPr>
-                <w:sz w:val="18"/>
-              </w:rPr>
-              <w:t>KES 1,597</w:t>
-            </w:r>
-          </w:p>
-        </w:tc>
-        <w:tc>
-          <w:tcPr>
-            <w:tcW w:type="dxa" w:w="1987"/>
-          </w:tcPr>
-          <w:p>
-            <w:r>
-              <w:rPr>
-                <w:sz w:val="18"/>
-              </w:rPr>
-              <w:t>11.6%</w:t>
-            </w:r>
-          </w:p>
-        </w:tc>
-        <w:tc>
-          <w:tcPr>
-            <w:tcW w:type="dxa" w:w="1987"/>
-          </w:tcPr>
-          <w:p>
-            <w:r>
-              <w:rPr>
-                <w:sz w:val="18"/>
-              </w:rPr>
-              <w:t>0.1%</w:t>
             </w:r>
           </w:p>
         </w:tc>
@@ -2599,20 +2796,20 @@
               <w:rPr>
                 <w:sz w:val="18"/>
               </w:rPr>
-              <w:t>KES 99,250</w:t>
-            </w:r>
-          </w:p>
-        </w:tc>
-        <w:tc>
-          <w:tcPr>
-            <w:tcW w:type="dxa" w:w="1987"/>
-          </w:tcPr>
-          <w:p>
-            <w:r>
-              <w:rPr>
-                <w:sz w:val="18"/>
-              </w:rPr>
-              <w:t>KES 17,269</w:t>
+              <w:t>KES 101,750</w:t>
+            </w:r>
+          </w:p>
+        </w:tc>
+        <w:tc>
+          <w:tcPr>
+            <w:tcW w:type="dxa" w:w="1987"/>
+          </w:tcPr>
+          <w:p>
+            <w:r>
+              <w:rPr>
+                <w:sz w:val="18"/>
+              </w:rPr>
+              <w:t>KES 17,691</w:t>
             </w:r>
           </w:p>
         </w:tc>
@@ -2638,7 +2835,7 @@
               <w:rPr>
                 <w:sz w:val="18"/>
               </w:rPr>
-              <w:t>7.4%</w:t>
+              <w:t>7.6%</w:t>
             </w:r>
           </w:p>
         </w:tc>
@@ -2974,73 +3171,6 @@
                 <w:sz w:val="18"/>
               </w:rPr>
               <w:t>1.0%</w:t>
-            </w:r>
-          </w:p>
-        </w:tc>
-      </w:tr>
-      <w:tr>
-        <w:tc>
-          <w:tcPr>
-            <w:tcW w:type="dxa" w:w="1987"/>
-          </w:tcPr>
-          <w:p>
-            <w:r>
-              <w:rPr>
-                <w:sz w:val="18"/>
-              </w:rPr>
-              <w:t>WALK IN-BOMAS</w:t>
-            </w:r>
-          </w:p>
-        </w:tc>
-        <w:tc>
-          <w:tcPr>
-            <w:tcW w:type="dxa" w:w="1987"/>
-          </w:tcPr>
-          <w:p>
-            <w:r>
-              <w:rPr>
-                <w:sz w:val="18"/>
-              </w:rPr>
-              <w:t>KES 2,500</w:t>
-            </w:r>
-          </w:p>
-        </w:tc>
-        <w:tc>
-          <w:tcPr>
-            <w:tcW w:type="dxa" w:w="1987"/>
-          </w:tcPr>
-          <w:p>
-            <w:r>
-              <w:rPr>
-                <w:sz w:val="18"/>
-              </w:rPr>
-              <w:t>KES 421</w:t>
-            </w:r>
-          </w:p>
-        </w:tc>
-        <w:tc>
-          <w:tcPr>
-            <w:tcW w:type="dxa" w:w="1987"/>
-          </w:tcPr>
-          <w:p>
-            <w:r>
-              <w:rPr>
-                <w:sz w:val="18"/>
-              </w:rPr>
-              <w:t>16.9%</w:t>
-            </w:r>
-          </w:p>
-        </w:tc>
-        <w:tc>
-          <w:tcPr>
-            <w:tcW w:type="dxa" w:w="1987"/>
-          </w:tcPr>
-          <w:p>
-            <w:r>
-              <w:rPr>
-                <w:sz w:val="18"/>
-              </w:rPr>
-              <w:t>0.2%</w:t>
             </w:r>
           </w:p>
         </w:tc>
@@ -3919,46 +4049,46 @@
               <w:rPr>
                 <w:sz w:val="18"/>
               </w:rPr>
-              <w:t>KES 6,220</w:t>
-            </w:r>
-          </w:p>
-        </w:tc>
-        <w:tc>
-          <w:tcPr>
-            <w:tcW w:type="dxa" w:w="1987"/>
-          </w:tcPr>
-          <w:p>
-            <w:r>
-              <w:rPr>
-                <w:sz w:val="18"/>
-              </w:rPr>
-              <w:t>KES 1,910</w:t>
-            </w:r>
-          </w:p>
-        </w:tc>
-        <w:tc>
-          <w:tcPr>
-            <w:tcW w:type="dxa" w:w="1987"/>
-          </w:tcPr>
-          <w:p>
-            <w:r>
-              <w:rPr>
-                <w:sz w:val="18"/>
-              </w:rPr>
-              <w:t>30.7%</w:t>
-            </w:r>
-          </w:p>
-        </w:tc>
-        <w:tc>
-          <w:tcPr>
-            <w:tcW w:type="dxa" w:w="1987"/>
-          </w:tcPr>
-          <w:p>
-            <w:r>
-              <w:rPr>
-                <w:sz w:val="18"/>
-              </w:rPr>
-              <w:t>3.8%</w:t>
+              <w:t>KES 7,820</w:t>
+            </w:r>
+          </w:p>
+        </w:tc>
+        <w:tc>
+          <w:tcPr>
+            <w:tcW w:type="dxa" w:w="1987"/>
+          </w:tcPr>
+          <w:p>
+            <w:r>
+              <w:rPr>
+                <w:sz w:val="18"/>
+              </w:rPr>
+              <w:t>KES 2,469</w:t>
+            </w:r>
+          </w:p>
+        </w:tc>
+        <w:tc>
+          <w:tcPr>
+            <w:tcW w:type="dxa" w:w="1987"/>
+          </w:tcPr>
+          <w:p>
+            <w:r>
+              <w:rPr>
+                <w:sz w:val="18"/>
+              </w:rPr>
+              <w:t>31.6%</w:t>
+            </w:r>
+          </w:p>
+        </w:tc>
+        <w:tc>
+          <w:tcPr>
+            <w:tcW w:type="dxa" w:w="1987"/>
+          </w:tcPr>
+          <w:p>
+            <w:r>
+              <w:rPr>
+                <w:sz w:val="18"/>
+              </w:rPr>
+              <w:t>4.8%</w:t>
             </w:r>
           </w:p>
         </w:tc>
@@ -4093,73 +4223,6 @@
                 <w:sz w:val="18"/>
               </w:rPr>
               <w:t>2.7%</w:t>
-            </w:r>
-          </w:p>
-        </w:tc>
-      </w:tr>
-      <w:tr>
-        <w:tc>
-          <w:tcPr>
-            <w:tcW w:type="dxa" w:w="1987"/>
-          </w:tcPr>
-          <w:p>
-            <w:r>
-              <w:rPr>
-                <w:sz w:val="18"/>
-              </w:rPr>
-              <w:t>WALK IN-BOMAS</w:t>
-            </w:r>
-          </w:p>
-        </w:tc>
-        <w:tc>
-          <w:tcPr>
-            <w:tcW w:type="dxa" w:w="1987"/>
-          </w:tcPr>
-          <w:p>
-            <w:r>
-              <w:rPr>
-                <w:sz w:val="18"/>
-              </w:rPr>
-              <w:t>KES 1,600</w:t>
-            </w:r>
-          </w:p>
-        </w:tc>
-        <w:tc>
-          <w:tcPr>
-            <w:tcW w:type="dxa" w:w="1987"/>
-          </w:tcPr>
-          <w:p>
-            <w:r>
-              <w:rPr>
-                <w:sz w:val="18"/>
-              </w:rPr>
-              <w:t>KES 559</w:t>
-            </w:r>
-          </w:p>
-        </w:tc>
-        <w:tc>
-          <w:tcPr>
-            <w:tcW w:type="dxa" w:w="1987"/>
-          </w:tcPr>
-          <w:p>
-            <w:r>
-              <w:rPr>
-                <w:sz w:val="18"/>
-              </w:rPr>
-              <w:t>34.9%</w:t>
-            </w:r>
-          </w:p>
-        </w:tc>
-        <w:tc>
-          <w:tcPr>
-            <w:tcW w:type="dxa" w:w="1987"/>
-          </w:tcPr>
-          <w:p>
-            <w:r>
-              <w:rPr>
-                <w:sz w:val="18"/>
-              </w:rPr>
-              <w:t>1.0%</w:t>
             </w:r>
           </w:p>
         </w:tc>
@@ -4879,7 +4942,7 @@
         <w:drawing>
           <wp:inline xmlns:a="http://schemas.openxmlformats.org/drawingml/2006/main" xmlns:pic="http://schemas.openxmlformats.org/drawingml/2006/picture">
             <wp:extent cx="5029200" cy="3430863"/>
-            <wp:docPr id="6" name="Picture 6"/>
+            <wp:docPr id="7" name="Picture 7"/>
             <wp:cNvGraphicFramePr>
               <a:graphicFrameLocks noChangeAspect="1"/>
             </wp:cNvGraphicFramePr>
@@ -4891,7 +4954,7 @@
                     <pic:cNvPicPr/>
                   </pic:nvPicPr>
                   <pic:blipFill>
-                    <a:blip r:embed="rId14"/>
+                    <a:blip r:embed="rId15"/>
                     <a:stretch>
                       <a:fillRect/>
                     </a:stretch>
@@ -4919,7 +4982,7 @@
         <w:drawing>
           <wp:inline xmlns:a="http://schemas.openxmlformats.org/drawingml/2006/main" xmlns:pic="http://schemas.openxmlformats.org/drawingml/2006/picture">
             <wp:extent cx="5029200" cy="2187631"/>
-            <wp:docPr id="7" name="Picture 7"/>
+            <wp:docPr id="8" name="Picture 8"/>
             <wp:cNvGraphicFramePr>
               <a:graphicFrameLocks noChangeAspect="1"/>
             </wp:cNvGraphicFramePr>
@@ -4927,11 +4990,11 @@
               <a:graphicData uri="http://schemas.openxmlformats.org/drawingml/2006/picture">
                 <pic:pic>
                   <pic:nvPicPr>
-                    <pic:cNvPr id="0" name="Gladys_sales_profit.png"/>
+                    <pic:cNvPr id="0" name="sp_Gladys.png"/>
                     <pic:cNvPicPr/>
                   </pic:nvPicPr>
                   <pic:blipFill>
-                    <a:blip r:embed="rId15"/>
+                    <a:blip r:embed="rId16"/>
                     <a:stretch>
                       <a:fillRect/>
                     </a:stretch>
@@ -4969,7 +5032,7 @@
           <w:color w:val="27AE60"/>
           <w:sz w:val="18"/>
         </w:rPr>
-        <w:t>Outstanding! Sales 157% above team average</w:t>
+        <w:t>Outstanding! Sales 125% above team average</w:t>
       </w:r>
     </w:p>
     <w:p>
@@ -4981,7 +5044,7 @@
           <w:color w:val="E74C3C"/>
           <w:sz w:val="18"/>
         </w:rPr>
-        <w:t>Margin at 5.9% below team average of 14.3%</w:t>
+        <w:t>Margin at 5.9% below team average of 14.2%</w:t>
       </w:r>
     </w:p>
     <w:p>
@@ -5149,7 +5212,7 @@
                 <w:b/>
                 <w:sz w:val="18"/>
               </w:rPr>
-              <w:t>KES 4,467,800</w:t>
+              <w:t>KES 4,485,710</w:t>
             </w:r>
           </w:p>
         </w:tc>
@@ -5163,7 +5226,7 @@
                 <w:b/>
                 <w:sz w:val="18"/>
               </w:rPr>
-              <w:t>KES 332,273</w:t>
+              <w:t>KES 334,850</w:t>
             </w:r>
           </w:p>
         </w:tc>
@@ -5177,7 +5240,7 @@
                 <w:b/>
                 <w:sz w:val="18"/>
               </w:rPr>
-              <w:t>7.4%</w:t>
+              <w:t>7.5%</w:t>
             </w:r>
           </w:p>
         </w:tc>
@@ -5191,7 +5254,7 @@
                 <w:b/>
                 <w:sz w:val="18"/>
               </w:rPr>
-              <w:t>5,345</w:t>
+              <w:t>5,398</w:t>
             </w:r>
           </w:p>
         </w:tc>
@@ -5330,20 +5393,20 @@
               <w:rPr>
                 <w:sz w:val="18"/>
               </w:rPr>
-              <w:t>KES 4,340,790</w:t>
-            </w:r>
-          </w:p>
-        </w:tc>
-        <w:tc>
-          <w:tcPr>
-            <w:tcW w:type="dxa" w:w="1987"/>
-          </w:tcPr>
-          <w:p>
-            <w:r>
-              <w:rPr>
-                <w:sz w:val="18"/>
-              </w:rPr>
-              <w:t>KES 306,511</w:t>
+              <w:t>KES 4,354,600</w:t>
+            </w:r>
+          </w:p>
+        </w:tc>
+        <w:tc>
+          <w:tcPr>
+            <w:tcW w:type="dxa" w:w="1987"/>
+          </w:tcPr>
+          <w:p>
+            <w:r>
+              <w:rPr>
+                <w:sz w:val="18"/>
+              </w:rPr>
+              <w:t>KES 308,108</w:t>
             </w:r>
           </w:p>
         </w:tc>
@@ -5369,7 +5432,7 @@
               <w:rPr>
                 <w:sz w:val="18"/>
               </w:rPr>
-              <w:t>5,163</w:t>
+              <w:t>5,183</w:t>
             </w:r>
           </w:p>
         </w:tc>
@@ -5397,20 +5460,20 @@
               <w:rPr>
                 <w:sz w:val="18"/>
               </w:rPr>
-              <w:t>KES 99,250</w:t>
-            </w:r>
-          </w:p>
-        </w:tc>
-        <w:tc>
-          <w:tcPr>
-            <w:tcW w:type="dxa" w:w="1987"/>
-          </w:tcPr>
-          <w:p>
-            <w:r>
-              <w:rPr>
-                <w:sz w:val="18"/>
-              </w:rPr>
-              <w:t>KES 17,269</w:t>
+              <w:t>KES 101,750</w:t>
+            </w:r>
+          </w:p>
+        </w:tc>
+        <w:tc>
+          <w:tcPr>
+            <w:tcW w:type="dxa" w:w="1987"/>
+          </w:tcPr>
+          <w:p>
+            <w:r>
+              <w:rPr>
+                <w:sz w:val="18"/>
+              </w:rPr>
+              <w:t>KES 17,691</w:t>
             </w:r>
           </w:p>
         </w:tc>
@@ -5436,7 +5499,7 @@
               <w:rPr>
                 <w:sz w:val="18"/>
               </w:rPr>
-              <w:t>116</w:t>
+              <w:t>117</w:t>
             </w:r>
           </w:p>
         </w:tc>
@@ -5531,46 +5594,46 @@
               <w:rPr>
                 <w:sz w:val="18"/>
               </w:rPr>
-              <w:t>KES 6,220</w:t>
-            </w:r>
-          </w:p>
-        </w:tc>
-        <w:tc>
-          <w:tcPr>
-            <w:tcW w:type="dxa" w:w="1987"/>
-          </w:tcPr>
-          <w:p>
-            <w:r>
-              <w:rPr>
-                <w:sz w:val="18"/>
-              </w:rPr>
-              <w:t>KES 1,910</w:t>
-            </w:r>
-          </w:p>
-        </w:tc>
-        <w:tc>
-          <w:tcPr>
-            <w:tcW w:type="dxa" w:w="1987"/>
-          </w:tcPr>
-          <w:p>
-            <w:r>
-              <w:rPr>
-                <w:sz w:val="18"/>
-              </w:rPr>
-              <w:t>30.7%</w:t>
-            </w:r>
-          </w:p>
-        </w:tc>
-        <w:tc>
-          <w:tcPr>
-            <w:tcW w:type="dxa" w:w="1987"/>
-          </w:tcPr>
-          <w:p>
-            <w:r>
-              <w:rPr>
-                <w:sz w:val="18"/>
-              </w:rPr>
-              <w:t>22</w:t>
+              <w:t>KES 7,820</w:t>
+            </w:r>
+          </w:p>
+        </w:tc>
+        <w:tc>
+          <w:tcPr>
+            <w:tcW w:type="dxa" w:w="1987"/>
+          </w:tcPr>
+          <w:p>
+            <w:r>
+              <w:rPr>
+                <w:sz w:val="18"/>
+              </w:rPr>
+              <w:t>KES 2,469</w:t>
+            </w:r>
+          </w:p>
+        </w:tc>
+        <w:tc>
+          <w:tcPr>
+            <w:tcW w:type="dxa" w:w="1987"/>
+          </w:tcPr>
+          <w:p>
+            <w:r>
+              <w:rPr>
+                <w:sz w:val="18"/>
+              </w:rPr>
+              <w:t>31.6%</w:t>
+            </w:r>
+          </w:p>
+        </w:tc>
+        <w:tc>
+          <w:tcPr>
+            <w:tcW w:type="dxa" w:w="1987"/>
+          </w:tcPr>
+          <w:p>
+            <w:r>
+              <w:rPr>
+                <w:sz w:val="18"/>
+              </w:rPr>
+              <w:t>54</w:t>
             </w:r>
           </w:p>
         </w:tc>
@@ -5585,7 +5648,7 @@
         <w:drawing>
           <wp:inline xmlns:a="http://schemas.openxmlformats.org/drawingml/2006/main" xmlns:pic="http://schemas.openxmlformats.org/drawingml/2006/picture">
             <wp:extent cx="5029200" cy="3430863"/>
-            <wp:docPr id="8" name="Picture 8"/>
+            <wp:docPr id="9" name="Picture 9"/>
             <wp:cNvGraphicFramePr>
               <a:graphicFrameLocks noChangeAspect="1"/>
             </wp:cNvGraphicFramePr>
@@ -5597,7 +5660,7 @@
                     <pic:cNvPicPr/>
                   </pic:nvPicPr>
                   <pic:blipFill>
-                    <a:blip r:embed="rId16"/>
+                    <a:blip r:embed="rId17"/>
                     <a:stretch>
                       <a:fillRect/>
                     </a:stretch>
@@ -5625,7 +5688,7 @@
         <w:drawing>
           <wp:inline xmlns:a="http://schemas.openxmlformats.org/drawingml/2006/main" xmlns:pic="http://schemas.openxmlformats.org/drawingml/2006/picture">
             <wp:extent cx="5029200" cy="2187631"/>
-            <wp:docPr id="9" name="Picture 9"/>
+            <wp:docPr id="10" name="Picture 10"/>
             <wp:cNvGraphicFramePr>
               <a:graphicFrameLocks noChangeAspect="1"/>
             </wp:cNvGraphicFramePr>
@@ -5633,11 +5696,11 @@
               <a:graphicData uri="http://schemas.openxmlformats.org/drawingml/2006/picture">
                 <pic:pic>
                   <pic:nvPicPr>
-                    <pic:cNvPr id="0" name="Betha_Odumo_sales_profit.png"/>
+                    <pic:cNvPr id="0" name="sp_Betha_Odumo.png"/>
                     <pic:cNvPicPr/>
                   </pic:nvPicPr>
                   <pic:blipFill>
-                    <a:blip r:embed="rId17"/>
+                    <a:blip r:embed="rId18"/>
                     <a:stretch>
                       <a:fillRect/>
                     </a:stretch>
@@ -5675,7 +5738,7 @@
           <w:color w:val="27AE60"/>
           <w:sz w:val="18"/>
         </w:rPr>
-        <w:t>Outstanding! Sales 129% above team average</w:t>
+        <w:t>Outstanding! Sales 102% above team average</w:t>
       </w:r>
     </w:p>
     <w:p>
@@ -5687,7 +5750,7 @@
           <w:color w:val="E74C3C"/>
           <w:sz w:val="18"/>
         </w:rPr>
-        <w:t>Margin at 7.4% below team average of 14.3%</w:t>
+        <w:t>Margin at 7.5% below team average of 14.2%</w:t>
       </w:r>
     </w:p>
     <w:p>
@@ -5699,7 +5762,7 @@
           <w:color w:val="555555"/>
           <w:sz w:val="18"/>
         </w:rPr>
-        <w:t>General Hardware: 31.8% of dept, 7.1% margin</w:t>
+        <w:t>General Hardware: 31.9% of dept, 7.1% margin</w:t>
       </w:r>
     </w:p>
     <w:p>
@@ -5723,7 +5786,7 @@
           <w:color w:val="555555"/>
           <w:sz w:val="18"/>
         </w:rPr>
-        <w:t>Best margin in ELECTRICALS: 30.7%</w:t>
+        <w:t>Best margin in ELECTRICALS: 31.6%</w:t>
       </w:r>
     </w:p>
     <w:p/>
@@ -6281,7 +6344,7 @@
         <w:drawing>
           <wp:inline xmlns:a="http://schemas.openxmlformats.org/drawingml/2006/main" xmlns:pic="http://schemas.openxmlformats.org/drawingml/2006/picture">
             <wp:extent cx="5029200" cy="3430863"/>
-            <wp:docPr id="10" name="Picture 10"/>
+            <wp:docPr id="11" name="Picture 11"/>
             <wp:cNvGraphicFramePr>
               <a:graphicFrameLocks noChangeAspect="1"/>
             </wp:cNvGraphicFramePr>
@@ -6293,7 +6356,7 @@
                     <pic:cNvPicPr/>
                   </pic:nvPicPr>
                   <pic:blipFill>
-                    <a:blip r:embed="rId18"/>
+                    <a:blip r:embed="rId19"/>
                     <a:stretch>
                       <a:fillRect/>
                     </a:stretch>
@@ -6321,7 +6384,7 @@
         <w:drawing>
           <wp:inline xmlns:a="http://schemas.openxmlformats.org/drawingml/2006/main" xmlns:pic="http://schemas.openxmlformats.org/drawingml/2006/picture">
             <wp:extent cx="5029200" cy="2187631"/>
-            <wp:docPr id="11" name="Picture 11"/>
+            <wp:docPr id="12" name="Picture 12"/>
             <wp:cNvGraphicFramePr>
               <a:graphicFrameLocks noChangeAspect="1"/>
             </wp:cNvGraphicFramePr>
@@ -6329,11 +6392,11 @@
               <a:graphicData uri="http://schemas.openxmlformats.org/drawingml/2006/picture">
                 <pic:pic>
                   <pic:nvPicPr>
-                    <pic:cNvPr id="0" name="Eliza_sales_profit.png"/>
+                    <pic:cNvPr id="0" name="sp_Eliza.png"/>
                     <pic:cNvPicPr/>
                   </pic:nvPicPr>
                   <pic:blipFill>
-                    <a:blip r:embed="rId19"/>
+                    <a:blip r:embed="rId20"/>
                     <a:stretch>
                       <a:fillRect/>
                     </a:stretch>
@@ -6371,7 +6434,7 @@
           <w:color w:val="555555"/>
           <w:sz w:val="18"/>
         </w:rPr>
-        <w:t>Sales 23% above team average - solid performance</w:t>
+        <w:t>Sales 7% above team average - solid performance</w:t>
       </w:r>
     </w:p>
     <w:p>
@@ -6383,7 +6446,7 @@
           <w:color w:val="E74C3C"/>
           <w:sz w:val="18"/>
         </w:rPr>
-        <w:t>Margin at 9.7% below team average of 14.3%</w:t>
+        <w:t>Margin at 9.7% below team average of 14.2%</w:t>
       </w:r>
     </w:p>
     <w:p>
@@ -6977,7 +7040,7 @@
         <w:drawing>
           <wp:inline xmlns:a="http://schemas.openxmlformats.org/drawingml/2006/main" xmlns:pic="http://schemas.openxmlformats.org/drawingml/2006/picture">
             <wp:extent cx="5029200" cy="3426873"/>
-            <wp:docPr id="12" name="Picture 12"/>
+            <wp:docPr id="13" name="Picture 13"/>
             <wp:cNvGraphicFramePr>
               <a:graphicFrameLocks noChangeAspect="1"/>
             </wp:cNvGraphicFramePr>
@@ -6989,7 +7052,7 @@
                     <pic:cNvPicPr/>
                   </pic:nvPicPr>
                   <pic:blipFill>
-                    <a:blip r:embed="rId20"/>
+                    <a:blip r:embed="rId21"/>
                     <a:stretch>
                       <a:fillRect/>
                     </a:stretch>
@@ -7017,7 +7080,7 @@
         <w:drawing>
           <wp:inline xmlns:a="http://schemas.openxmlformats.org/drawingml/2006/main" xmlns:pic="http://schemas.openxmlformats.org/drawingml/2006/picture">
             <wp:extent cx="5029200" cy="2187631"/>
-            <wp:docPr id="13" name="Picture 13"/>
+            <wp:docPr id="14" name="Picture 14"/>
             <wp:cNvGraphicFramePr>
               <a:graphicFrameLocks noChangeAspect="1"/>
             </wp:cNvGraphicFramePr>
@@ -7025,11 +7088,11 @@
               <a:graphicData uri="http://schemas.openxmlformats.org/drawingml/2006/picture">
                 <pic:pic>
                   <pic:nvPicPr>
-                    <pic:cNvPr id="0" name="Stephen_sales_profit.png"/>
+                    <pic:cNvPr id="0" name="sp_Stephen.png"/>
                     <pic:cNvPicPr/>
                   </pic:nvPicPr>
                   <pic:blipFill>
-                    <a:blip r:embed="rId21"/>
+                    <a:blip r:embed="rId22"/>
                     <a:stretch>
                       <a:fillRect/>
                     </a:stretch>
@@ -7067,7 +7130,7 @@
           <w:color w:val="E74C3C"/>
           <w:sz w:val="18"/>
         </w:rPr>
-        <w:t>Sales 9% below team average - needs improvement</w:t>
+        <w:t>Sales 20% below team average - needs improvement</w:t>
       </w:r>
     </w:p>
     <w:p>
@@ -7079,7 +7142,7 @@
           <w:color w:val="E74C3C"/>
           <w:sz w:val="18"/>
         </w:rPr>
-        <w:t>Margin at 9.8% below team average of 14.3%</w:t>
+        <w:t>Margin at 9.8% below team average of 14.2%</w:t>
       </w:r>
     </w:p>
     <w:p>
@@ -7673,7 +7736,7 @@
         <w:drawing>
           <wp:inline xmlns:a="http://schemas.openxmlformats.org/drawingml/2006/main" xmlns:pic="http://schemas.openxmlformats.org/drawingml/2006/picture">
             <wp:extent cx="5029200" cy="3479470"/>
-            <wp:docPr id="14" name="Picture 14"/>
+            <wp:docPr id="15" name="Picture 15"/>
             <wp:cNvGraphicFramePr>
               <a:graphicFrameLocks noChangeAspect="1"/>
             </wp:cNvGraphicFramePr>
@@ -7685,7 +7748,7 @@
                     <pic:cNvPicPr/>
                   </pic:nvPicPr>
                   <pic:blipFill>
-                    <a:blip r:embed="rId22"/>
+                    <a:blip r:embed="rId23"/>
                     <a:stretch>
                       <a:fillRect/>
                     </a:stretch>
@@ -7713,7 +7776,7 @@
         <w:drawing>
           <wp:inline xmlns:a="http://schemas.openxmlformats.org/drawingml/2006/main" xmlns:pic="http://schemas.openxmlformats.org/drawingml/2006/picture">
             <wp:extent cx="5029200" cy="2187631"/>
-            <wp:docPr id="15" name="Picture 15"/>
+            <wp:docPr id="16" name="Picture 16"/>
             <wp:cNvGraphicFramePr>
               <a:graphicFrameLocks noChangeAspect="1"/>
             </wp:cNvGraphicFramePr>
@@ -7721,11 +7784,11 @@
               <a:graphicData uri="http://schemas.openxmlformats.org/drawingml/2006/picture">
                 <pic:pic>
                   <pic:nvPicPr>
-                    <pic:cNvPr id="0" name="Bonface_Muriu_sales_profit.png"/>
+                    <pic:cNvPr id="0" name="sp_Bonface_Muriu.png"/>
                     <pic:cNvPicPr/>
                   </pic:nvPicPr>
                   <pic:blipFill>
-                    <a:blip r:embed="rId23"/>
+                    <a:blip r:embed="rId24"/>
                     <a:stretch>
                       <a:fillRect/>
                     </a:stretch>
@@ -7763,7 +7826,7 @@
           <w:color w:val="E74C3C"/>
           <w:sz w:val="18"/>
         </w:rPr>
-        <w:t>Sales 37% below team average - needs improvement</w:t>
+        <w:t>Sales 45% below team average - needs improvement</w:t>
       </w:r>
     </w:p>
     <w:p>
@@ -7775,7 +7838,7 @@
           <w:color w:val="27AE60"/>
           <w:sz w:val="18"/>
         </w:rPr>
-        <w:t>Excellent margin at 19.6% (Team avg: 14.3%)</w:t>
+        <w:t>Excellent margin at 19.6% (Team avg: 14.2%)</w:t>
       </w:r>
     </w:p>
     <w:p>
@@ -8369,7 +8432,7 @@
         <w:drawing>
           <wp:inline xmlns:a="http://schemas.openxmlformats.org/drawingml/2006/main" xmlns:pic="http://schemas.openxmlformats.org/drawingml/2006/picture">
             <wp:extent cx="5029200" cy="3516839"/>
-            <wp:docPr id="16" name="Picture 16"/>
+            <wp:docPr id="17" name="Picture 17"/>
             <wp:cNvGraphicFramePr>
               <a:graphicFrameLocks noChangeAspect="1"/>
             </wp:cNvGraphicFramePr>
@@ -8381,7 +8444,7 @@
                     <pic:cNvPicPr/>
                   </pic:nvPicPr>
                   <pic:blipFill>
-                    <a:blip r:embed="rId24"/>
+                    <a:blip r:embed="rId25"/>
                     <a:stretch>
                       <a:fillRect/>
                     </a:stretch>
@@ -8409,7 +8472,7 @@
         <w:drawing>
           <wp:inline xmlns:a="http://schemas.openxmlformats.org/drawingml/2006/main" xmlns:pic="http://schemas.openxmlformats.org/drawingml/2006/picture">
             <wp:extent cx="5029200" cy="2187631"/>
-            <wp:docPr id="17" name="Picture 17"/>
+            <wp:docPr id="18" name="Picture 18"/>
             <wp:cNvGraphicFramePr>
               <a:graphicFrameLocks noChangeAspect="1"/>
             </wp:cNvGraphicFramePr>
@@ -8417,11 +8480,11 @@
               <a:graphicData uri="http://schemas.openxmlformats.org/drawingml/2006/picture">
                 <pic:pic>
                   <pic:nvPicPr>
-                    <pic:cNvPr id="0" name="Lewis_sales_profit.png"/>
+                    <pic:cNvPr id="0" name="sp_Lewis.png"/>
                     <pic:cNvPicPr/>
                   </pic:nvPicPr>
                   <pic:blipFill>
-                    <a:blip r:embed="rId25"/>
+                    <a:blip r:embed="rId26"/>
                     <a:stretch>
                       <a:fillRect/>
                     </a:stretch>
@@ -8459,7 +8522,7 @@
           <w:color w:val="E74C3C"/>
           <w:sz w:val="18"/>
         </w:rPr>
-        <w:t>Sales 75% below team average - needs improvement</w:t>
+        <w:t>Sales 78% below team average - needs improvement</w:t>
       </w:r>
     </w:p>
     <w:p>
@@ -8471,7 +8534,7 @@
           <w:color w:val="27AE60"/>
           <w:sz w:val="18"/>
         </w:rPr>
-        <w:t>Excellent margin at 23.2% (Team avg: 14.3%)</w:t>
+        <w:t>Excellent margin at 23.2% (Team avg: 14.2%)</w:t>
       </w:r>
     </w:p>
     <w:p>
@@ -9075,7 +9138,7 @@
         <w:drawing>
           <wp:inline xmlns:a="http://schemas.openxmlformats.org/drawingml/2006/main" xmlns:pic="http://schemas.openxmlformats.org/drawingml/2006/picture">
             <wp:extent cx="5029200" cy="3516839"/>
-            <wp:docPr id="18" name="Picture 18"/>
+            <wp:docPr id="19" name="Picture 19"/>
             <wp:cNvGraphicFramePr>
               <a:graphicFrameLocks noChangeAspect="1"/>
             </wp:cNvGraphicFramePr>
@@ -9087,7 +9150,7 @@
                     <pic:cNvPicPr/>
                   </pic:nvPicPr>
                   <pic:blipFill>
-                    <a:blip r:embed="rId26"/>
+                    <a:blip r:embed="rId27"/>
                     <a:stretch>
                       <a:fillRect/>
                     </a:stretch>
@@ -9115,7 +9178,7 @@
         <w:drawing>
           <wp:inline xmlns:a="http://schemas.openxmlformats.org/drawingml/2006/main" xmlns:pic="http://schemas.openxmlformats.org/drawingml/2006/picture">
             <wp:extent cx="5029200" cy="2187631"/>
-            <wp:docPr id="19" name="Picture 19"/>
+            <wp:docPr id="20" name="Picture 20"/>
             <wp:cNvGraphicFramePr>
               <a:graphicFrameLocks noChangeAspect="1"/>
             </wp:cNvGraphicFramePr>
@@ -9123,11 +9186,11 @@
               <a:graphicData uri="http://schemas.openxmlformats.org/drawingml/2006/picture">
                 <pic:pic>
                   <pic:nvPicPr>
-                    <pic:cNvPr id="0" name="Bonface_Kitheka_sales_profit.png"/>
+                    <pic:cNvPr id="0" name="sp_Bonface_Kitheka.png"/>
                     <pic:cNvPicPr/>
                   </pic:nvPicPr>
                   <pic:blipFill>
-                    <a:blip r:embed="rId27"/>
+                    <a:blip r:embed="rId28"/>
                     <a:stretch>
                       <a:fillRect/>
                     </a:stretch>
@@ -9165,7 +9228,7 @@
           <w:color w:val="E74C3C"/>
           <w:sz w:val="18"/>
         </w:rPr>
-        <w:t>Sales 88% below team average - needs improvement</w:t>
+        <w:t>Sales 89% below team average - needs improvement</w:t>
       </w:r>
     </w:p>
     <w:p>
@@ -9177,7 +9240,7 @@
           <w:color w:val="27AE60"/>
           <w:sz w:val="18"/>
         </w:rPr>
-        <w:t>Excellent margin at 24.1% (Team avg: 14.3%)</w:t>
+        <w:t>Excellent margin at 24.1% (Team avg: 14.2%)</w:t>
       </w:r>
     </w:p>
     <w:p>
@@ -9214,635 +9277,6 @@
           <w:sz w:val="18"/>
         </w:rPr>
         <w:t>Selling across all 4 categories - excellent product range</w:t>
-      </w:r>
-    </w:p>
-    <w:p/>
-    <w:p/>
-    <w:p>
-      <w:r>
-        <w:rPr>
-          <w:b/>
-          <w:color w:val="2C3E50"/>
-          <w:sz w:val="24"/>
-        </w:rPr>
-        <w:t>WALK IN-BOMAS - General Hardware Team</w:t>
-      </w:r>
-    </w:p>
-    <w:tbl>
-      <w:tblPr>
-        <w:tblStyle w:val="TableGrid"/>
-        <w:tblW w:type="auto" w:w="0"/>
-        <w:jc w:val="center"/>
-        <w:tblLook w:firstColumn="1" w:firstRow="1" w:lastColumn="0" w:lastRow="0" w:noHBand="0" w:noVBand="1" w:val="04A0"/>
-      </w:tblPr>
-      <w:tblGrid>
-        <w:gridCol w:w="1987"/>
-        <w:gridCol w:w="1987"/>
-        <w:gridCol w:w="1987"/>
-        <w:gridCol w:w="1987"/>
-        <w:gridCol w:w="1987"/>
-      </w:tblGrid>
-      <w:tr>
-        <w:tc>
-          <w:tcPr>
-            <w:tcW w:type="dxa" w:w="1987"/>
-            <w:shd w:fill="34495E"/>
-          </w:tcPr>
-          <w:p>
-            <w:r>
-              <w:rPr>
-                <w:b/>
-                <w:color w:val="FFFFFF"/>
-                <w:sz w:val="18"/>
-              </w:rPr>
-              <w:t>Total Sales</w:t>
-            </w:r>
-          </w:p>
-        </w:tc>
-        <w:tc>
-          <w:tcPr>
-            <w:tcW w:type="dxa" w:w="1987"/>
-            <w:shd w:fill="34495E"/>
-          </w:tcPr>
-          <w:p>
-            <w:r>
-              <w:rPr>
-                <w:b/>
-                <w:color w:val="FFFFFF"/>
-                <w:sz w:val="18"/>
-              </w:rPr>
-              <w:t>Total Profit</w:t>
-            </w:r>
-          </w:p>
-        </w:tc>
-        <w:tc>
-          <w:tcPr>
-            <w:tcW w:type="dxa" w:w="1987"/>
-            <w:shd w:fill="34495E"/>
-          </w:tcPr>
-          <w:p>
-            <w:r>
-              <w:rPr>
-                <w:b/>
-                <w:color w:val="FFFFFF"/>
-                <w:sz w:val="18"/>
-              </w:rPr>
-              <w:t>Margin</w:t>
-            </w:r>
-          </w:p>
-        </w:tc>
-        <w:tc>
-          <w:tcPr>
-            <w:tcW w:type="dxa" w:w="1987"/>
-            <w:shd w:fill="34495E"/>
-          </w:tcPr>
-          <w:p>
-            <w:r>
-              <w:rPr>
-                <w:b/>
-                <w:color w:val="FFFFFF"/>
-                <w:sz w:val="18"/>
-              </w:rPr>
-              <w:t>Items Sold</w:t>
-            </w:r>
-          </w:p>
-        </w:tc>
-        <w:tc>
-          <w:tcPr>
-            <w:tcW w:type="dxa" w:w="1987"/>
-            <w:shd w:fill="34495E"/>
-          </w:tcPr>
-          <w:p>
-            <w:r>
-              <w:rPr>
-                <w:b/>
-                <w:color w:val="FFFFFF"/>
-                <w:sz w:val="18"/>
-              </w:rPr>
-              <w:t>Rank</w:t>
-            </w:r>
-          </w:p>
-        </w:tc>
-      </w:tr>
-      <w:tr>
-        <w:tc>
-          <w:tcPr>
-            <w:tcW w:type="dxa" w:w="1987"/>
-          </w:tcPr>
-          <w:p>
-            <w:r>
-              <w:rPr>
-                <w:b/>
-                <w:sz w:val="18"/>
-              </w:rPr>
-              <w:t>KES 17,910</w:t>
-            </w:r>
-          </w:p>
-        </w:tc>
-        <w:tc>
-          <w:tcPr>
-            <w:tcW w:type="dxa" w:w="1987"/>
-          </w:tcPr>
-          <w:p>
-            <w:r>
-              <w:rPr>
-                <w:b/>
-                <w:sz w:val="18"/>
-              </w:rPr>
-              <w:t>KES 2,577</w:t>
-            </w:r>
-          </w:p>
-        </w:tc>
-        <w:tc>
-          <w:tcPr>
-            <w:tcW w:type="dxa" w:w="1987"/>
-          </w:tcPr>
-          <w:p>
-            <w:r>
-              <w:rPr>
-                <w:b/>
-                <w:sz w:val="18"/>
-              </w:rPr>
-              <w:t>14.4%</w:t>
-            </w:r>
-          </w:p>
-        </w:tc>
-        <w:tc>
-          <w:tcPr>
-            <w:tcW w:type="dxa" w:w="1987"/>
-          </w:tcPr>
-          <w:p>
-            <w:r>
-              <w:rPr>
-                <w:b/>
-                <w:sz w:val="18"/>
-              </w:rPr>
-              <w:t>53</w:t>
-            </w:r>
-          </w:p>
-        </w:tc>
-        <w:tc>
-          <w:tcPr>
-            <w:tcW w:type="dxa" w:w="1987"/>
-          </w:tcPr>
-          <w:p>
-            <w:r>
-              <w:rPr>
-                <w:b/>
-                <w:sz w:val="18"/>
-              </w:rPr>
-              <w:t>#8</w:t>
-            </w:r>
-          </w:p>
-        </w:tc>
-      </w:tr>
-    </w:tbl>
-    <w:p/>
-    <w:tbl>
-      <w:tblPr>
-        <w:tblStyle w:val="TableGrid"/>
-        <w:tblW w:type="auto" w:w="0"/>
-        <w:tblLook w:firstColumn="1" w:firstRow="1" w:lastColumn="0" w:lastRow="0" w:noHBand="0" w:noVBand="1" w:val="04A0"/>
-      </w:tblPr>
-      <w:tblGrid>
-        <w:gridCol w:w="1987"/>
-        <w:gridCol w:w="1987"/>
-        <w:gridCol w:w="1987"/>
-        <w:gridCol w:w="1987"/>
-        <w:gridCol w:w="1987"/>
-      </w:tblGrid>
-      <w:tr>
-        <w:tc>
-          <w:tcPr>
-            <w:tcW w:type="dxa" w:w="1987"/>
-            <w:shd w:fill="3498DB"/>
-          </w:tcPr>
-          <w:p>
-            <w:r>
-              <w:rPr>
-                <w:b/>
-                <w:color w:val="FFFFFF"/>
-                <w:sz w:val="18"/>
-              </w:rPr>
-              <w:t>Category</w:t>
-            </w:r>
-          </w:p>
-        </w:tc>
-        <w:tc>
-          <w:tcPr>
-            <w:tcW w:type="dxa" w:w="1987"/>
-            <w:shd w:fill="3498DB"/>
-          </w:tcPr>
-          <w:p>
-            <w:r>
-              <w:rPr>
-                <w:b/>
-                <w:color w:val="FFFFFF"/>
-                <w:sz w:val="18"/>
-              </w:rPr>
-              <w:t>Sales</w:t>
-            </w:r>
-          </w:p>
-        </w:tc>
-        <w:tc>
-          <w:tcPr>
-            <w:tcW w:type="dxa" w:w="1987"/>
-            <w:shd w:fill="3498DB"/>
-          </w:tcPr>
-          <w:p>
-            <w:r>
-              <w:rPr>
-                <w:b/>
-                <w:color w:val="FFFFFF"/>
-                <w:sz w:val="18"/>
-              </w:rPr>
-              <w:t>Profit</w:t>
-            </w:r>
-          </w:p>
-        </w:tc>
-        <w:tc>
-          <w:tcPr>
-            <w:tcW w:type="dxa" w:w="1987"/>
-            <w:shd w:fill="3498DB"/>
-          </w:tcPr>
-          <w:p>
-            <w:r>
-              <w:rPr>
-                <w:b/>
-                <w:color w:val="FFFFFF"/>
-                <w:sz w:val="18"/>
-              </w:rPr>
-              <w:t>Margin</w:t>
-            </w:r>
-          </w:p>
-        </w:tc>
-        <w:tc>
-          <w:tcPr>
-            <w:tcW w:type="dxa" w:w="1987"/>
-            <w:shd w:fill="3498DB"/>
-          </w:tcPr>
-          <w:p>
-            <w:r>
-              <w:rPr>
-                <w:b/>
-                <w:color w:val="FFFFFF"/>
-                <w:sz w:val="18"/>
-              </w:rPr>
-              <w:t>Qty</w:t>
-            </w:r>
-          </w:p>
-        </w:tc>
-      </w:tr>
-      <w:tr>
-        <w:tc>
-          <w:tcPr>
-            <w:tcW w:type="dxa" w:w="1987"/>
-          </w:tcPr>
-          <w:p>
-            <w:r>
-              <w:rPr>
-                <w:sz w:val="18"/>
-              </w:rPr>
-              <w:t>GENERAL HARDWARE</w:t>
-            </w:r>
-          </w:p>
-        </w:tc>
-        <w:tc>
-          <w:tcPr>
-            <w:tcW w:type="dxa" w:w="1987"/>
-          </w:tcPr>
-          <w:p>
-            <w:r>
-              <w:rPr>
-                <w:sz w:val="18"/>
-              </w:rPr>
-              <w:t>KES 13,810</w:t>
-            </w:r>
-          </w:p>
-        </w:tc>
-        <w:tc>
-          <w:tcPr>
-            <w:tcW w:type="dxa" w:w="1987"/>
-          </w:tcPr>
-          <w:p>
-            <w:r>
-              <w:rPr>
-                <w:sz w:val="18"/>
-              </w:rPr>
-              <w:t>KES 1,597</w:t>
-            </w:r>
-          </w:p>
-        </w:tc>
-        <w:tc>
-          <w:tcPr>
-            <w:tcW w:type="dxa" w:w="1987"/>
-          </w:tcPr>
-          <w:p>
-            <w:r>
-              <w:rPr>
-                <w:sz w:val="18"/>
-              </w:rPr>
-              <w:t>11.6%</w:t>
-            </w:r>
-          </w:p>
-        </w:tc>
-        <w:tc>
-          <w:tcPr>
-            <w:tcW w:type="dxa" w:w="1987"/>
-          </w:tcPr>
-          <w:p>
-            <w:r>
-              <w:rPr>
-                <w:sz w:val="18"/>
-              </w:rPr>
-              <w:t>20</w:t>
-            </w:r>
-          </w:p>
-        </w:tc>
-      </w:tr>
-      <w:tr>
-        <w:tc>
-          <w:tcPr>
-            <w:tcW w:type="dxa" w:w="1987"/>
-          </w:tcPr>
-          <w:p>
-            <w:r>
-              <w:rPr>
-                <w:sz w:val="18"/>
-              </w:rPr>
-              <w:t>PAINTS</w:t>
-            </w:r>
-          </w:p>
-        </w:tc>
-        <w:tc>
-          <w:tcPr>
-            <w:tcW w:type="dxa" w:w="1987"/>
-          </w:tcPr>
-          <w:p>
-            <w:r>
-              <w:rPr>
-                <w:sz w:val="18"/>
-              </w:rPr>
-              <w:t>KES 2,500</w:t>
-            </w:r>
-          </w:p>
-        </w:tc>
-        <w:tc>
-          <w:tcPr>
-            <w:tcW w:type="dxa" w:w="1987"/>
-          </w:tcPr>
-          <w:p>
-            <w:r>
-              <w:rPr>
-                <w:sz w:val="18"/>
-              </w:rPr>
-              <w:t>KES 421</w:t>
-            </w:r>
-          </w:p>
-        </w:tc>
-        <w:tc>
-          <w:tcPr>
-            <w:tcW w:type="dxa" w:w="1987"/>
-          </w:tcPr>
-          <w:p>
-            <w:r>
-              <w:rPr>
-                <w:sz w:val="18"/>
-              </w:rPr>
-              <w:t>16.9%</w:t>
-            </w:r>
-          </w:p>
-        </w:tc>
-        <w:tc>
-          <w:tcPr>
-            <w:tcW w:type="dxa" w:w="1987"/>
-          </w:tcPr>
-          <w:p>
-            <w:r>
-              <w:rPr>
-                <w:sz w:val="18"/>
-              </w:rPr>
-              <w:t>1</w:t>
-            </w:r>
-          </w:p>
-        </w:tc>
-      </w:tr>
-      <w:tr>
-        <w:tc>
-          <w:tcPr>
-            <w:tcW w:type="dxa" w:w="1987"/>
-          </w:tcPr>
-          <w:p>
-            <w:r>
-              <w:rPr>
-                <w:sz w:val="18"/>
-              </w:rPr>
-              <w:t>ELECTRICALS</w:t>
-            </w:r>
-          </w:p>
-        </w:tc>
-        <w:tc>
-          <w:tcPr>
-            <w:tcW w:type="dxa" w:w="1987"/>
-          </w:tcPr>
-          <w:p>
-            <w:r>
-              <w:rPr>
-                <w:sz w:val="18"/>
-              </w:rPr>
-              <w:t>KES 1,600</w:t>
-            </w:r>
-          </w:p>
-        </w:tc>
-        <w:tc>
-          <w:tcPr>
-            <w:tcW w:type="dxa" w:w="1987"/>
-          </w:tcPr>
-          <w:p>
-            <w:r>
-              <w:rPr>
-                <w:sz w:val="18"/>
-              </w:rPr>
-              <w:t>KES 559</w:t>
-            </w:r>
-          </w:p>
-        </w:tc>
-        <w:tc>
-          <w:tcPr>
-            <w:tcW w:type="dxa" w:w="1987"/>
-          </w:tcPr>
-          <w:p>
-            <w:r>
-              <w:rPr>
-                <w:sz w:val="18"/>
-              </w:rPr>
-              <w:t>34.9%</w:t>
-            </w:r>
-          </w:p>
-        </w:tc>
-        <w:tc>
-          <w:tcPr>
-            <w:tcW w:type="dxa" w:w="1987"/>
-          </w:tcPr>
-          <w:p>
-            <w:r>
-              <w:rPr>
-                <w:sz w:val="18"/>
-              </w:rPr>
-              <w:t>32</w:t>
-            </w:r>
-          </w:p>
-        </w:tc>
-      </w:tr>
-    </w:tbl>
-    <w:p/>
-    <w:p>
-      <w:pPr>
-        <w:jc w:val="center"/>
-      </w:pPr>
-      <w:r>
-        <w:drawing>
-          <wp:inline xmlns:a="http://schemas.openxmlformats.org/drawingml/2006/main" xmlns:pic="http://schemas.openxmlformats.org/drawingml/2006/picture">
-            <wp:extent cx="5029200" cy="3516839"/>
-            <wp:docPr id="20" name="Picture 20"/>
-            <wp:cNvGraphicFramePr>
-              <a:graphicFrameLocks noChangeAspect="1"/>
-            </wp:cNvGraphicFramePr>
-            <a:graphic>
-              <a:graphicData uri="http://schemas.openxmlformats.org/drawingml/2006/picture">
-                <pic:pic>
-                  <pic:nvPicPr>
-                    <pic:cNvPr id="0" name="WALK_IN-BOMAS_donut.png"/>
-                    <pic:cNvPicPr/>
-                  </pic:nvPicPr>
-                  <pic:blipFill>
-                    <a:blip r:embed="rId28"/>
-                    <a:stretch>
-                      <a:fillRect/>
-                    </a:stretch>
-                  </pic:blipFill>
-                  <pic:spPr>
-                    <a:xfrm>
-                      <a:off x="0" y="0"/>
-                      <a:ext cx="5029200" cy="3516839"/>
-                    </a:xfrm>
-                    <a:prstGeom prst="rect"/>
-                  </pic:spPr>
-                </pic:pic>
-              </a:graphicData>
-            </a:graphic>
-          </wp:inline>
-        </w:drawing>
-      </w:r>
-    </w:p>
-    <w:p/>
-    <w:p>
-      <w:pPr>
-        <w:jc w:val="center"/>
-      </w:pPr>
-      <w:r>
-        <w:drawing>
-          <wp:inline xmlns:a="http://schemas.openxmlformats.org/drawingml/2006/main" xmlns:pic="http://schemas.openxmlformats.org/drawingml/2006/picture">
-            <wp:extent cx="5029200" cy="2187631"/>
-            <wp:docPr id="21" name="Picture 21"/>
-            <wp:cNvGraphicFramePr>
-              <a:graphicFrameLocks noChangeAspect="1"/>
-            </wp:cNvGraphicFramePr>
-            <a:graphic>
-              <a:graphicData uri="http://schemas.openxmlformats.org/drawingml/2006/picture">
-                <pic:pic>
-                  <pic:nvPicPr>
-                    <pic:cNvPr id="0" name="WALK_IN-BOMAS_sales_profit.png"/>
-                    <pic:cNvPicPr/>
-                  </pic:nvPicPr>
-                  <pic:blipFill>
-                    <a:blip r:embed="rId29"/>
-                    <a:stretch>
-                      <a:fillRect/>
-                    </a:stretch>
-                  </pic:blipFill>
-                  <pic:spPr>
-                    <a:xfrm>
-                      <a:off x="0" y="0"/>
-                      <a:ext cx="5029200" cy="2187631"/>
-                    </a:xfrm>
-                    <a:prstGeom prst="rect"/>
-                  </pic:spPr>
-                </pic:pic>
-              </a:graphicData>
-            </a:graphic>
-          </wp:inline>
-        </w:drawing>
-      </w:r>
-    </w:p>
-    <w:p>
-      <w:r>
-        <w:rPr>
-          <w:b/>
-          <w:color w:val="8E44AD"/>
-          <w:sz w:val="20"/>
-        </w:rPr>
-        <w:t>Performance Notes:</w:t>
-      </w:r>
-    </w:p>
-    <w:p>
-      <w:pPr>
-        <w:pStyle w:val="ListBullet"/>
-      </w:pPr>
-      <w:r>
-        <w:rPr>
-          <w:color w:val="E74C3C"/>
-          <w:sz w:val="18"/>
-        </w:rPr>
-        <w:t>Sales 99% below team average - needs improvement</w:t>
-      </w:r>
-    </w:p>
-    <w:p>
-      <w:pPr>
-        <w:pStyle w:val="ListBullet"/>
-      </w:pPr>
-      <w:r>
-        <w:rPr>
-          <w:color w:val="555555"/>
-          <w:sz w:val="18"/>
-        </w:rPr>
-        <w:t>General Hardware: 0.1% of dept, 11.6% margin</w:t>
-      </w:r>
-    </w:p>
-    <w:p>
-      <w:pPr>
-        <w:pStyle w:val="ListBullet"/>
-      </w:pPr>
-      <w:r>
-        <w:rPr>
-          <w:color w:val="555555"/>
-          <w:sz w:val="18"/>
-        </w:rPr>
-        <w:t>Consider expanding into PLUMBING</w:t>
-      </w:r>
-    </w:p>
-    <w:p>
-      <w:pPr>
-        <w:pStyle w:val="ListBullet"/>
-      </w:pPr>
-      <w:r>
-        <w:rPr>
-          <w:color w:val="555555"/>
-          <w:sz w:val="18"/>
-        </w:rPr>
-        <w:t>Best margin in ELECTRICALS: 34.9%</w:t>
-      </w:r>
-    </w:p>
-    <w:p>
-      <w:pPr>
-        <w:pStyle w:val="ListBullet"/>
-      </w:pPr>
-      <w:r>
-        <w:rPr>
-          <w:color w:val="E74C3C"/>
-          <w:sz w:val="18"/>
-        </w:rPr>
-        <w:t>Low contribution at 0.1% of total branch sales - growth opportunity</w:t>
       </w:r>
     </w:p>
     <w:p/>
